--- a/Руководство пользователя ПО.docx
+++ b/Руководство пользователя ПО.docx
@@ -93,7 +93,6 @@
               <w:ind w:firstLine="0"/>
               <w:jc w:val="center"/>
             </w:pPr>
-            <w:r/>
           </w:p>
           <w:p>
             <w:pPr>
@@ -101,7 +100,6 @@
               <w:ind w:firstLine="0"/>
               <w:jc w:val="center"/>
             </w:pPr>
-            <w:r/>
           </w:p>
           <w:p>
             <w:pPr>
@@ -119,7 +117,6 @@
               <w:ind w:firstLine="0"/>
               <w:jc w:val="center"/>
             </w:pPr>
-            <w:r/>
           </w:p>
           <w:p>
             <w:pPr>
@@ -127,7 +124,6 @@
               <w:ind w:firstLine="0"/>
               <w:jc w:val="center"/>
             </w:pPr>
-            <w:r/>
           </w:p>
           <w:p>
             <w:pPr>
@@ -135,7 +131,6 @@
               <w:ind w:firstLine="0"/>
               <w:jc w:val="center"/>
             </w:pPr>
-            <w:r/>
           </w:p>
         </w:tc>
       </w:tr>
@@ -283,7 +278,6 @@
                 <w:color w:val="FF0000"/>
               </w:rPr>
             </w:pPr>
-            <w:r/>
           </w:p>
         </w:tc>
       </w:tr>
@@ -303,7 +297,6 @@
                 <w:color w:val="FF0000"/>
               </w:rPr>
             </w:pPr>
-            <w:r/>
           </w:p>
         </w:tc>
         <w:tc>
@@ -318,7 +311,6 @@
                 <w:color w:val="FF0000"/>
               </w:rPr>
             </w:pPr>
-            <w:r/>
           </w:p>
         </w:tc>
         <w:tc>
@@ -349,7 +341,6 @@
                 <w:color w:val="FF0000"/>
               </w:rPr>
             </w:pPr>
-            <w:r/>
           </w:p>
         </w:tc>
       </w:tr>
@@ -369,7 +360,6 @@
                 <w:color w:val="FF0000"/>
               </w:rPr>
             </w:pPr>
-            <w:r/>
           </w:p>
         </w:tc>
         <w:tc>
@@ -384,7 +374,6 @@
                 <w:color w:val="FF0000"/>
               </w:rPr>
             </w:pPr>
-            <w:r/>
           </w:p>
         </w:tc>
         <w:tc>
@@ -419,7 +408,6 @@
                 <w:color w:val="FF0000"/>
               </w:rPr>
             </w:pPr>
-            <w:r/>
           </w:p>
         </w:tc>
         <w:tc>
@@ -434,7 +422,6 @@
                 <w:color w:val="FF0000"/>
               </w:rPr>
             </w:pPr>
-            <w:r/>
           </w:p>
         </w:tc>
         <w:tc>
@@ -484,7 +471,6 @@
                 <w:color w:val="FF0000"/>
               </w:rPr>
             </w:pPr>
-            <w:r/>
           </w:p>
         </w:tc>
         <w:tc>
@@ -499,7 +485,6 @@
                 <w:color w:val="FF0000"/>
               </w:rPr>
             </w:pPr>
-            <w:r/>
           </w:p>
         </w:tc>
         <w:tc>
@@ -562,7 +547,6 @@
                 <w:color w:val="FF0000"/>
               </w:rPr>
             </w:pPr>
-            <w:r/>
           </w:p>
         </w:tc>
         <w:tc>
@@ -577,7 +561,6 @@
                 <w:color w:val="FF0000"/>
               </w:rPr>
             </w:pPr>
-            <w:r/>
           </w:p>
         </w:tc>
         <w:tc>
@@ -612,7 +595,6 @@
                 <w:color w:val="FF0000"/>
               </w:rPr>
             </w:pPr>
-            <w:r/>
           </w:p>
         </w:tc>
         <w:tc>
@@ -627,7 +609,6 @@
                 <w:color w:val="FF0000"/>
               </w:rPr>
             </w:pPr>
-            <w:r/>
           </w:p>
         </w:tc>
         <w:tc>
@@ -680,7 +661,6 @@
                 <w:color w:val="FF0000"/>
               </w:rPr>
             </w:pPr>
-            <w:r/>
           </w:p>
         </w:tc>
         <w:tc>
@@ -695,7 +675,6 @@
                 <w:color w:val="FF0000"/>
               </w:rPr>
             </w:pPr>
-            <w:r/>
           </w:p>
         </w:tc>
         <w:tc>
@@ -779,14 +758,12 @@
           <w:docGrid w:linePitch="381"/>
         </w:sectPr>
       </w:pPr>
-      <w:r/>
     </w:p>
     <w:p>
       <w:pPr>
         <w:pStyle w:val="a0"/>
         <w:ind w:firstLine="0"/>
       </w:pPr>
-      <w:r/>
     </w:p>
     <w:p>
       <w:pPr>
@@ -813,7 +790,6 @@
           <w:szCs w:val="28"/>
         </w:rPr>
       </w:pPr>
-      <w:r/>
     </w:p>
     <w:p>
       <w:pPr>
@@ -824,7 +800,6 @@
           <w:szCs w:val="28"/>
         </w:rPr>
       </w:pPr>
-      <w:r/>
     </w:p>
     <w:p>
       <w:pPr>
@@ -842,6 +817,8 @@
       </w:pPr>
       <w:r>
         <w:t>Обзор возможностей программы</w:t>
+      </w:r>
+      <w:r>
         <w:tab/>
         <w:t>3</w:t>
       </w:r>
@@ -865,6 +842,8 @@
       </w:pPr>
       <w:r>
         <w:t>Системные требования</w:t>
+      </w:r>
+      <w:r>
         <w:tab/>
         <w:t>3</w:t>
       </w:r>
@@ -885,6 +864,8 @@
       </w:pPr>
       <w:r>
         <w:t>Начало работы</w:t>
+      </w:r>
+      <w:r>
         <w:tab/>
         <w:t>3</w:t>
       </w:r>
@@ -908,6 +889,8 @@
       </w:pPr>
       <w:r>
         <w:t>Основные понятия и термины</w:t>
+      </w:r>
+      <w:r>
         <w:tab/>
         <w:t>4</w:t>
       </w:r>
@@ -931,6 +914,8 @@
       </w:pPr>
       <w:r>
         <w:t>Установка</w:t>
+      </w:r>
+      <w:r>
         <w:tab/>
         <w:t>5</w:t>
       </w:r>
@@ -954,6 +939,8 @@
       </w:pPr>
       <w:r>
         <w:t>Запуск</w:t>
+      </w:r>
+      <w:r>
         <w:tab/>
         <w:t>5</w:t>
       </w:r>
@@ -974,6 +961,8 @@
       </w:pPr>
       <w:r>
         <w:t>Пользовательский интерфейс</w:t>
+      </w:r>
+      <w:r>
         <w:tab/>
         <w:t>5</w:t>
       </w:r>
@@ -997,6 +986,8 @@
       </w:pPr>
       <w:r>
         <w:t>Главное окно программы</w:t>
+      </w:r>
+      <w:r>
         <w:tab/>
         <w:t>5</w:t>
       </w:r>
@@ -1020,6 +1011,8 @@
       </w:pPr>
       <w:r>
         <w:t>Работа с настройкой игрового поля и уровня сложности</w:t>
+      </w:r>
+      <w:r>
         <w:tab/>
         <w:t>6</w:t>
       </w:r>
@@ -1043,6 +1036,8 @@
       </w:pPr>
       <w:r>
         <w:t>Работа с игровым процессом и состоянием карточек</w:t>
+      </w:r>
+      <w:r>
         <w:tab/>
         <w:t>7</w:t>
       </w:r>
@@ -1066,6 +1061,8 @@
       </w:pPr>
       <w:r>
         <w:t>Горячие клавиши</w:t>
+      </w:r>
+      <w:r>
         <w:tab/>
         <w:t>7</w:t>
       </w:r>
@@ -1086,6 +1083,8 @@
       </w:pPr>
       <w:r>
         <w:t>Пользовательский интерфейс</w:t>
+      </w:r>
+      <w:r>
         <w:tab/>
         <w:t>8</w:t>
       </w:r>
@@ -1106,6 +1105,8 @@
       </w:pPr>
       <w:r>
         <w:t>Устранение типовых проблем</w:t>
+      </w:r>
+      <w:r>
         <w:tab/>
         <w:t>11</w:t>
       </w:r>
@@ -1126,6 +1127,8 @@
       </w:pPr>
       <w:r>
         <w:t>Частые вопросы</w:t>
+      </w:r>
+      <w:r>
         <w:tab/>
         <w:t>11</w:t>
       </w:r>
@@ -1146,6 +1149,8 @@
       </w:pPr>
       <w:r>
         <w:t>Лицензионное соглашение</w:t>
+      </w:r>
+      <w:r>
         <w:tab/>
         <w:t>12</w:t>
       </w:r>
@@ -1166,6 +1171,8 @@
       </w:pPr>
       <w:r>
         <w:t>Контактная информация</w:t>
+      </w:r>
+      <w:r>
         <w:tab/>
         <w:t>13</w:t>
       </w:r>
@@ -1179,7 +1186,6 @@
           <w:szCs w:val="28"/>
         </w:rPr>
       </w:pPr>
-      <w:r/>
     </w:p>
     <w:p>
       <w:pPr>
@@ -1190,7 +1196,6 @@
           <w:szCs w:val="28"/>
         </w:rPr>
       </w:pPr>
-      <w:r/>
     </w:p>
     <w:p>
       <w:pPr>
@@ -1201,7 +1206,6 @@
           <w:szCs w:val="28"/>
         </w:rPr>
       </w:pPr>
-      <w:r/>
     </w:p>
     <w:p>
       <w:pPr>
@@ -1212,7 +1216,6 @@
           <w:szCs w:val="28"/>
         </w:rPr>
       </w:pPr>
-      <w:r/>
     </w:p>
     <w:p>
       <w:pPr>
@@ -1223,7 +1226,6 @@
           <w:szCs w:val="28"/>
         </w:rPr>
       </w:pPr>
-      <w:r/>
     </w:p>
     <w:p>
       <w:pPr>
@@ -1234,7 +1236,6 @@
           <w:szCs w:val="28"/>
         </w:rPr>
       </w:pPr>
-      <w:r/>
     </w:p>
     <w:p>
       <w:pPr>
@@ -1245,7 +1246,6 @@
           <w:szCs w:val="28"/>
         </w:rPr>
       </w:pPr>
-      <w:r/>
     </w:p>
     <w:p>
       <w:pPr>
@@ -1256,7 +1256,6 @@
           <w:szCs w:val="28"/>
         </w:rPr>
       </w:pPr>
-      <w:r/>
     </w:p>
     <w:p>
       <w:pPr>
@@ -1267,7 +1266,6 @@
           <w:szCs w:val="28"/>
         </w:rPr>
       </w:pPr>
-      <w:r/>
     </w:p>
     <w:p>
       <w:pPr>
@@ -1278,19 +1276,6 @@
           <w:szCs w:val="28"/>
         </w:rPr>
       </w:pPr>
-      <w:r/>
-    </w:p>
-    <w:p>
-      <w:pPr>
-        <w:spacing w:after="0" w:line="240" w:lineRule="auto"/>
-        <w:jc w:val="center"/>
-        <w:rPr>
-          <w:rFonts w:cs="Times New Roman"/>
-          <w:szCs w:val="28"/>
-          <w:lang w:val="en-US"/>
-        </w:rPr>
-      </w:pPr>
-      <w:r/>
     </w:p>
     <w:p>
       <w:pPr>
@@ -1301,7 +1286,16 @@
           <w:szCs w:val="28"/>
         </w:rPr>
       </w:pPr>
-      <w:r/>
+    </w:p>
+    <w:p>
+      <w:pPr>
+        <w:spacing w:after="0" w:line="240" w:lineRule="auto"/>
+        <w:jc w:val="center"/>
+        <w:rPr>
+          <w:rFonts w:cs="Times New Roman"/>
+          <w:szCs w:val="28"/>
+        </w:rPr>
+      </w:pPr>
     </w:p>
     <w:p>
       <w:pPr>
@@ -1315,7 +1309,6 @@
           <w:szCs w:val="32"/>
         </w:rPr>
       </w:pPr>
-      <w:r/>
     </w:p>
     <w:p>
       <w:pPr>
@@ -1329,7 +1322,6 @@
           <w:szCs w:val="32"/>
         </w:rPr>
       </w:pPr>
-      <w:r/>
     </w:p>
     <w:p>
       <w:pPr>
@@ -1343,7 +1335,6 @@
           <w:szCs w:val="32"/>
         </w:rPr>
       </w:pPr>
-      <w:r/>
     </w:p>
     <w:p>
       <w:pPr>
@@ -1357,7 +1348,6 @@
           <w:szCs w:val="32"/>
         </w:rPr>
       </w:pPr>
-      <w:r/>
     </w:p>
     <w:p>
       <w:pPr>
@@ -1371,7 +1361,6 @@
           <w:szCs w:val="32"/>
         </w:rPr>
       </w:pPr>
-      <w:r/>
     </w:p>
     <w:p>
       <w:pPr>
@@ -1385,7 +1374,6 @@
           <w:szCs w:val="32"/>
         </w:rPr>
       </w:pPr>
-      <w:r/>
     </w:p>
     <w:p>
       <w:pPr>
@@ -1399,7 +1387,6 @@
           <w:szCs w:val="32"/>
         </w:rPr>
       </w:pPr>
-      <w:r/>
     </w:p>
     <w:p>
       <w:pPr>
@@ -1413,7 +1400,6 @@
           <w:szCs w:val="32"/>
         </w:rPr>
       </w:pPr>
-      <w:r/>
     </w:p>
     <w:p>
       <w:pPr>
@@ -1427,7 +1413,6 @@
           <w:szCs w:val="32"/>
         </w:rPr>
       </w:pPr>
-      <w:r/>
     </w:p>
     <w:p>
       <w:pPr>
@@ -1442,7 +1427,6 @@
           <w:szCs w:val="32"/>
         </w:rPr>
       </w:pPr>
-      <w:r/>
     </w:p>
     <w:p>
       <w:pPr>
@@ -1451,6 +1435,7 @@
         <w:jc w:val="both"/>
       </w:pPr>
       <w:r>
+        <w:lastRenderedPageBreak/>
         <w:t>Обзор возможностей программы</w:t>
       </w:r>
     </w:p>
@@ -1458,15 +1443,13 @@
       <w:pPr>
         <w:spacing w:after="0" w:line="240" w:lineRule="auto"/>
       </w:pPr>
-      <w:r/>
-    </w:p>
-    <w:p>
-      <w:pPr>
-        <w:spacing w:after="0" w:line="240" w:lineRule="auto"/>
-        <w:ind w:firstLine="709"/>
-        <w:jc w:val="both"/>
-      </w:pPr>
-      <w:r/>
+    </w:p>
+    <w:p>
+      <w:pPr>
+        <w:spacing w:after="0" w:line="240" w:lineRule="auto"/>
+        <w:ind w:firstLine="709"/>
+        <w:jc w:val="both"/>
+      </w:pPr>
     </w:p>
     <w:p>
       <w:pPr>
@@ -1611,14 +1594,12 @@
         <w:spacing w:after="0" w:line="240" w:lineRule="auto"/>
         <w:ind w:firstLine="709"/>
       </w:pPr>
-      <w:r/>
-    </w:p>
-    <w:p>
-      <w:pPr>
-        <w:spacing w:after="0" w:line="240" w:lineRule="auto"/>
-        <w:ind w:firstLine="709"/>
-      </w:pPr>
-      <w:r/>
+    </w:p>
+    <w:p>
+      <w:pPr>
+        <w:spacing w:after="0" w:line="240" w:lineRule="auto"/>
+        <w:ind w:firstLine="709"/>
+      </w:pPr>
     </w:p>
     <w:p>
       <w:pPr>
@@ -1633,13 +1614,11 @@
       <w:pPr>
         <w:spacing w:after="0" w:line="240" w:lineRule="auto"/>
       </w:pPr>
-      <w:r/>
-    </w:p>
-    <w:p>
-      <w:pPr>
-        <w:spacing w:after="0" w:line="240" w:lineRule="auto"/>
-      </w:pPr>
-      <w:r/>
+    </w:p>
+    <w:p>
+      <w:pPr>
+        <w:spacing w:after="0" w:line="240" w:lineRule="auto"/>
+      </w:pPr>
     </w:p>
     <w:p>
       <w:pPr>
@@ -1657,15 +1636,13 @@
         <w:ind w:firstLine="709"/>
         <w:jc w:val="both"/>
       </w:pPr>
-      <w:r/>
-    </w:p>
-    <w:p>
-      <w:pPr>
-        <w:spacing w:after="0" w:line="240" w:lineRule="auto"/>
-        <w:ind w:firstLine="709"/>
-        <w:jc w:val="both"/>
-      </w:pPr>
-      <w:r/>
+    </w:p>
+    <w:p>
+      <w:pPr>
+        <w:spacing w:after="0" w:line="240" w:lineRule="auto"/>
+        <w:ind w:firstLine="709"/>
+        <w:jc w:val="both"/>
+      </w:pPr>
     </w:p>
     <w:p>
       <w:pPr>
@@ -1683,15 +1660,13 @@
         <w:ind w:firstLine="709"/>
         <w:jc w:val="both"/>
       </w:pPr>
-      <w:r/>
-    </w:p>
-    <w:p>
-      <w:pPr>
-        <w:spacing w:after="0" w:line="240" w:lineRule="auto"/>
-        <w:ind w:firstLine="709"/>
-        <w:jc w:val="both"/>
-      </w:pPr>
-      <w:r/>
+    </w:p>
+    <w:p>
+      <w:pPr>
+        <w:spacing w:after="0" w:line="240" w:lineRule="auto"/>
+        <w:ind w:firstLine="709"/>
+        <w:jc w:val="both"/>
+      </w:pPr>
     </w:p>
     <w:p>
       <w:pPr>
@@ -1719,39 +1694,34 @@
         <w:ind w:firstLine="709"/>
         <w:jc w:val="both"/>
       </w:pPr>
-      <w:r/>
-    </w:p>
-    <w:p>
-      <w:pPr>
-        <w:spacing w:after="0" w:line="240" w:lineRule="auto"/>
-        <w:ind w:firstLine="709"/>
-        <w:jc w:val="both"/>
-      </w:pPr>
-      <w:r/>
-    </w:p>
-    <w:p>
-      <w:pPr>
-        <w:spacing w:after="0" w:line="240" w:lineRule="auto"/>
-        <w:ind w:firstLine="709"/>
-        <w:jc w:val="both"/>
-      </w:pPr>
-      <w:r/>
-    </w:p>
-    <w:p>
-      <w:pPr>
-        <w:spacing w:after="0" w:line="240" w:lineRule="auto"/>
-        <w:ind w:firstLine="709"/>
-        <w:jc w:val="both"/>
-      </w:pPr>
-      <w:r/>
-    </w:p>
-    <w:p>
-      <w:pPr>
-        <w:spacing w:after="0" w:line="240" w:lineRule="auto"/>
-        <w:ind w:firstLine="709"/>
-        <w:jc w:val="both"/>
-      </w:pPr>
-      <w:r/>
+    </w:p>
+    <w:p>
+      <w:pPr>
+        <w:spacing w:after="0" w:line="240" w:lineRule="auto"/>
+        <w:ind w:firstLine="709"/>
+        <w:jc w:val="both"/>
+      </w:pPr>
+    </w:p>
+    <w:p>
+      <w:pPr>
+        <w:spacing w:after="0" w:line="240" w:lineRule="auto"/>
+        <w:ind w:firstLine="709"/>
+        <w:jc w:val="both"/>
+      </w:pPr>
+    </w:p>
+    <w:p>
+      <w:pPr>
+        <w:spacing w:after="0" w:line="240" w:lineRule="auto"/>
+        <w:ind w:firstLine="709"/>
+        <w:jc w:val="both"/>
+      </w:pPr>
+    </w:p>
+    <w:p>
+      <w:pPr>
+        <w:spacing w:after="0" w:line="240" w:lineRule="auto"/>
+        <w:ind w:firstLine="709"/>
+        <w:jc w:val="both"/>
+      </w:pPr>
     </w:p>
     <w:p>
       <w:pPr>
@@ -1759,6 +1729,7 @@
         <w:jc w:val="both"/>
       </w:pPr>
       <w:r>
+        <w:lastRenderedPageBreak/>
         <w:t>Основные понятия и термины</w:t>
       </w:r>
     </w:p>
@@ -1768,15 +1739,13 @@
         <w:ind w:firstLine="709"/>
         <w:jc w:val="both"/>
       </w:pPr>
-      <w:r/>
-    </w:p>
-    <w:p>
-      <w:pPr>
-        <w:spacing w:after="0" w:line="240" w:lineRule="auto"/>
-        <w:ind w:firstLine="709"/>
-        <w:jc w:val="both"/>
-      </w:pPr>
-      <w:r/>
+    </w:p>
+    <w:p>
+      <w:pPr>
+        <w:spacing w:after="0" w:line="240" w:lineRule="auto"/>
+        <w:ind w:firstLine="709"/>
+        <w:jc w:val="both"/>
+      </w:pPr>
     </w:p>
     <w:p>
       <w:pPr>
@@ -2100,47 +2069,41 @@
         <w:ind w:firstLine="709"/>
         <w:jc w:val="both"/>
       </w:pPr>
-      <w:r/>
-    </w:p>
-    <w:p>
-      <w:pPr>
-        <w:spacing w:after="0" w:line="240" w:lineRule="auto"/>
-        <w:ind w:firstLine="709"/>
-        <w:jc w:val="both"/>
-      </w:pPr>
-      <w:r/>
-    </w:p>
-    <w:p>
-      <w:pPr>
-        <w:spacing w:after="0" w:line="240" w:lineRule="auto"/>
-        <w:ind w:firstLine="709"/>
-        <w:jc w:val="both"/>
-      </w:pPr>
-      <w:r/>
-    </w:p>
-    <w:p>
-      <w:pPr>
-        <w:spacing w:after="0" w:line="240" w:lineRule="auto"/>
-        <w:ind w:firstLine="709"/>
-        <w:jc w:val="both"/>
-      </w:pPr>
-      <w:r/>
-    </w:p>
-    <w:p>
-      <w:pPr>
-        <w:spacing w:after="0" w:line="240" w:lineRule="auto"/>
-        <w:ind w:firstLine="709"/>
-        <w:jc w:val="both"/>
-      </w:pPr>
-      <w:r/>
-    </w:p>
-    <w:p>
-      <w:pPr>
-        <w:spacing w:after="0" w:line="240" w:lineRule="auto"/>
-        <w:ind w:firstLine="709"/>
-        <w:jc w:val="both"/>
-      </w:pPr>
-      <w:r/>
+    </w:p>
+    <w:p>
+      <w:pPr>
+        <w:spacing w:after="0" w:line="240" w:lineRule="auto"/>
+        <w:ind w:firstLine="709"/>
+        <w:jc w:val="both"/>
+      </w:pPr>
+    </w:p>
+    <w:p>
+      <w:pPr>
+        <w:spacing w:after="0" w:line="240" w:lineRule="auto"/>
+        <w:ind w:firstLine="709"/>
+        <w:jc w:val="both"/>
+      </w:pPr>
+    </w:p>
+    <w:p>
+      <w:pPr>
+        <w:spacing w:after="0" w:line="240" w:lineRule="auto"/>
+        <w:ind w:firstLine="709"/>
+        <w:jc w:val="both"/>
+      </w:pPr>
+    </w:p>
+    <w:p>
+      <w:pPr>
+        <w:spacing w:after="0" w:line="240" w:lineRule="auto"/>
+        <w:ind w:firstLine="709"/>
+        <w:jc w:val="both"/>
+      </w:pPr>
+    </w:p>
+    <w:p>
+      <w:pPr>
+        <w:spacing w:after="0" w:line="240" w:lineRule="auto"/>
+        <w:ind w:firstLine="709"/>
+        <w:jc w:val="both"/>
+      </w:pPr>
     </w:p>
     <w:p>
       <w:pPr>
@@ -2157,15 +2120,13 @@
         <w:ind w:firstLine="709"/>
         <w:jc w:val="both"/>
       </w:pPr>
-      <w:r/>
-    </w:p>
-    <w:p>
-      <w:pPr>
-        <w:spacing w:after="0" w:line="240" w:lineRule="auto"/>
-        <w:ind w:firstLine="709"/>
-        <w:jc w:val="both"/>
-      </w:pPr>
-      <w:r/>
+    </w:p>
+    <w:p>
+      <w:pPr>
+        <w:spacing w:after="0" w:line="240" w:lineRule="auto"/>
+        <w:ind w:firstLine="709"/>
+        <w:jc w:val="both"/>
+      </w:pPr>
     </w:p>
     <w:p>
       <w:pPr>
@@ -2203,15 +2164,13 @@
         <w:ind w:firstLine="709"/>
         <w:jc w:val="both"/>
       </w:pPr>
-      <w:r/>
-    </w:p>
-    <w:p>
-      <w:pPr>
-        <w:spacing w:after="0" w:line="240" w:lineRule="auto"/>
-        <w:ind w:firstLine="709"/>
-        <w:jc w:val="both"/>
-      </w:pPr>
-      <w:r/>
+    </w:p>
+    <w:p>
+      <w:pPr>
+        <w:spacing w:after="0" w:line="240" w:lineRule="auto"/>
+        <w:ind w:firstLine="709"/>
+        <w:jc w:val="both"/>
+      </w:pPr>
     </w:p>
     <w:p>
       <w:pPr>
@@ -2228,15 +2187,13 @@
         <w:ind w:firstLine="709"/>
         <w:jc w:val="both"/>
       </w:pPr>
-      <w:r/>
-    </w:p>
-    <w:p>
-      <w:pPr>
-        <w:spacing w:after="0" w:line="240" w:lineRule="auto"/>
-        <w:ind w:firstLine="709"/>
-        <w:jc w:val="both"/>
-      </w:pPr>
-      <w:r/>
+    </w:p>
+    <w:p>
+      <w:pPr>
+        <w:spacing w:after="0" w:line="240" w:lineRule="auto"/>
+        <w:ind w:firstLine="709"/>
+        <w:jc w:val="both"/>
+      </w:pPr>
     </w:p>
     <w:p>
       <w:pPr>
@@ -2264,15 +2221,13 @@
         <w:ind w:firstLine="709"/>
         <w:jc w:val="both"/>
       </w:pPr>
-      <w:r/>
-    </w:p>
-    <w:p>
-      <w:pPr>
-        <w:spacing w:after="0" w:line="240" w:lineRule="auto"/>
-        <w:ind w:firstLine="709"/>
-        <w:jc w:val="both"/>
-      </w:pPr>
-      <w:r/>
+    </w:p>
+    <w:p>
+      <w:pPr>
+        <w:spacing w:after="0" w:line="240" w:lineRule="auto"/>
+        <w:ind w:firstLine="709"/>
+        <w:jc w:val="both"/>
+      </w:pPr>
     </w:p>
     <w:p>
       <w:pPr>
@@ -2293,15 +2248,13 @@
         <w:ind w:firstLine="709"/>
         <w:jc w:val="both"/>
       </w:pPr>
-      <w:r/>
-    </w:p>
-    <w:p>
-      <w:pPr>
-        <w:spacing w:after="0" w:line="240" w:lineRule="auto"/>
-        <w:ind w:firstLine="709"/>
-        <w:jc w:val="both"/>
-      </w:pPr>
-      <w:r/>
+    </w:p>
+    <w:p>
+      <w:pPr>
+        <w:spacing w:after="0" w:line="240" w:lineRule="auto"/>
+        <w:ind w:firstLine="709"/>
+        <w:jc w:val="both"/>
+      </w:pPr>
     </w:p>
     <w:p>
       <w:pPr>
@@ -2319,15 +2272,13 @@
         <w:ind w:firstLine="709"/>
         <w:jc w:val="both"/>
       </w:pPr>
-      <w:r/>
-    </w:p>
-    <w:p>
-      <w:pPr>
-        <w:spacing w:after="0" w:line="240" w:lineRule="auto"/>
-        <w:ind w:firstLine="709"/>
-        <w:jc w:val="both"/>
-      </w:pPr>
-      <w:r/>
+    </w:p>
+    <w:p>
+      <w:pPr>
+        <w:spacing w:after="0" w:line="240" w:lineRule="auto"/>
+        <w:ind w:firstLine="709"/>
+        <w:jc w:val="both"/>
+      </w:pPr>
     </w:p>
     <w:p>
       <w:pPr>
@@ -2342,13 +2293,11 @@
       <w:pPr>
         <w:spacing w:after="0" w:line="240" w:lineRule="auto"/>
       </w:pPr>
-      <w:r/>
-    </w:p>
-    <w:p>
-      <w:pPr>
-        <w:spacing w:after="0" w:line="240" w:lineRule="auto"/>
-      </w:pPr>
-      <w:r/>
+    </w:p>
+    <w:p>
+      <w:pPr>
+        <w:spacing w:after="0" w:line="240" w:lineRule="auto"/>
+      </w:pPr>
     </w:p>
     <w:p>
       <w:pPr>
@@ -2447,6 +2396,7 @@
         <w:jc w:val="both"/>
       </w:pPr>
       <w:r>
+        <w:lastRenderedPageBreak/>
         <w:t>Отслеживать текущую статистику прохождения: время, оставшееся до конца игры, и количество найденных пар относительно общего числа.</w:t>
       </w:r>
     </w:p>
@@ -2456,22 +2406,57 @@
         <w:ind w:firstLine="709"/>
         <w:jc w:val="both"/>
       </w:pPr>
-      <w:r/>
     </w:p>
     <w:p>
       <w:pPr>
         <w:spacing w:after="0" w:line="240" w:lineRule="auto"/>
         <w:jc w:val="center"/>
       </w:pPr>
-      <w:r/>
-    </w:p>
-    <w:p>
-      <w:pPr>
-        <w:spacing w:after="0" w:line="240" w:lineRule="auto"/>
-        <w:ind w:firstLine="709"/>
-        <w:jc w:val="both"/>
-      </w:pPr>
-      <w:r/>
+      <w:r>
+        <w:rPr>
+          <w:noProof/>
+        </w:rPr>
+        <w:drawing>
+          <wp:inline distT="0" distB="0" distL="0" distR="0" wp14:anchorId="664DA189" wp14:editId="4B3AFB02">
+            <wp:extent cx="5316855" cy="3223895"/>
+            <wp:effectExtent l="0" t="0" r="0" b="0"/>
+            <wp:docPr id="1544361663" name="Рисунок 1544361663"/>
+            <wp:cNvGraphicFramePr/>
+            <a:graphic xmlns:a="http://schemas.openxmlformats.org/drawingml/2006/main">
+              <a:graphicData uri="http://schemas.openxmlformats.org/drawingml/2006/picture">
+                <pic:pic xmlns:pic="http://schemas.openxmlformats.org/drawingml/2006/picture">
+                  <pic:nvPicPr>
+                    <pic:cNvPr id="2" name="Рисунок 2"/>
+                    <pic:cNvPicPr/>
+                  </pic:nvPicPr>
+                  <pic:blipFill>
+                    <a:blip r:embed="rId9"/>
+                    <a:stretch>
+                      <a:fillRect/>
+                    </a:stretch>
+                  </pic:blipFill>
+                  <pic:spPr>
+                    <a:xfrm>
+                      <a:off x="0" y="0"/>
+                      <a:ext cx="5316855" cy="3223895"/>
+                    </a:xfrm>
+                    <a:prstGeom prst="rect">
+                      <a:avLst/>
+                    </a:prstGeom>
+                  </pic:spPr>
+                </pic:pic>
+              </a:graphicData>
+            </a:graphic>
+          </wp:inline>
+        </w:drawing>
+      </w:r>
+    </w:p>
+    <w:p>
+      <w:pPr>
+        <w:spacing w:after="0" w:line="240" w:lineRule="auto"/>
+        <w:ind w:firstLine="709"/>
+        <w:jc w:val="both"/>
+      </w:pPr>
     </w:p>
     <w:p>
       <w:pPr>
@@ -2489,7 +2474,6 @@
         <w:ind w:firstLine="709"/>
         <w:jc w:val="both"/>
       </w:pPr>
-      <w:r/>
     </w:p>
     <w:p>
       <w:pPr>
@@ -2504,13 +2488,11 @@
       <w:pPr>
         <w:spacing w:after="0" w:line="240" w:lineRule="auto"/>
       </w:pPr>
-      <w:r/>
-    </w:p>
-    <w:p>
-      <w:pPr>
-        <w:spacing w:after="0" w:line="240" w:lineRule="auto"/>
-      </w:pPr>
-      <w:r/>
+    </w:p>
+    <w:p>
+      <w:pPr>
+        <w:spacing w:after="0" w:line="240" w:lineRule="auto"/>
+      </w:pPr>
     </w:p>
     <w:p>
       <w:pPr>
@@ -2568,23 +2550,20 @@
         <w:ind w:firstLine="709"/>
         <w:jc w:val="both"/>
       </w:pPr>
-      <w:r/>
-    </w:p>
-    <w:p>
-      <w:pPr>
-        <w:spacing w:after="0" w:line="240" w:lineRule="auto"/>
-        <w:ind w:firstLine="709"/>
-        <w:jc w:val="both"/>
-      </w:pPr>
-      <w:r/>
-    </w:p>
-    <w:p>
-      <w:pPr>
-        <w:spacing w:after="0" w:line="240" w:lineRule="auto"/>
-        <w:ind w:firstLine="709"/>
-        <w:jc w:val="both"/>
-      </w:pPr>
-      <w:r/>
+    </w:p>
+    <w:p>
+      <w:pPr>
+        <w:spacing w:after="0" w:line="240" w:lineRule="auto"/>
+        <w:ind w:firstLine="709"/>
+        <w:jc w:val="both"/>
+      </w:pPr>
+    </w:p>
+    <w:p>
+      <w:pPr>
+        <w:spacing w:after="0" w:line="240" w:lineRule="auto"/>
+        <w:ind w:firstLine="709"/>
+        <w:jc w:val="both"/>
+      </w:pPr>
     </w:p>
     <w:p>
       <w:pPr>
@@ -2601,15 +2580,13 @@
         <w:ind w:firstLine="709"/>
         <w:jc w:val="both"/>
       </w:pPr>
-      <w:r/>
-    </w:p>
-    <w:p>
-      <w:pPr>
-        <w:spacing w:after="0" w:line="240" w:lineRule="auto"/>
-        <w:ind w:firstLine="709"/>
-        <w:jc w:val="both"/>
-      </w:pPr>
-      <w:r/>
+    </w:p>
+    <w:p>
+      <w:pPr>
+        <w:spacing w:after="0" w:line="240" w:lineRule="auto"/>
+        <w:ind w:firstLine="709"/>
+        <w:jc w:val="both"/>
+      </w:pPr>
     </w:p>
     <w:p>
       <w:pPr>
@@ -2679,13 +2656,11 @@
       <w:pPr>
         <w:spacing w:after="0" w:line="240" w:lineRule="auto"/>
       </w:pPr>
-      <w:r/>
-    </w:p>
-    <w:p>
-      <w:pPr>
-        <w:spacing w:after="0" w:line="240" w:lineRule="auto"/>
-      </w:pPr>
-      <w:r/>
+    </w:p>
+    <w:p>
+      <w:pPr>
+        <w:spacing w:after="0" w:line="240" w:lineRule="auto"/>
+      </w:pPr>
     </w:p>
     <w:p>
       <w:pPr>
@@ -2702,15 +2677,13 @@
         <w:ind w:firstLine="709"/>
         <w:jc w:val="both"/>
       </w:pPr>
-      <w:r/>
-    </w:p>
-    <w:p>
-      <w:pPr>
-        <w:spacing w:after="0" w:line="240" w:lineRule="auto"/>
-        <w:ind w:firstLine="709"/>
-        <w:jc w:val="both"/>
-      </w:pPr>
-      <w:r/>
+    </w:p>
+    <w:p>
+      <w:pPr>
+        <w:spacing w:after="0" w:line="240" w:lineRule="auto"/>
+        <w:ind w:firstLine="709"/>
+        <w:jc w:val="both"/>
+      </w:pPr>
     </w:p>
     <w:p>
       <w:pPr>
@@ -2728,7 +2701,6 @@
         <w:ind w:firstLine="709"/>
         <w:jc w:val="both"/>
       </w:pPr>
-      <w:r/>
     </w:p>
     <w:p>
       <w:pPr>
@@ -2800,7 +2772,6 @@
         <w:ind w:firstLine="709"/>
         <w:jc w:val="both"/>
       </w:pPr>
-      <w:r/>
     </w:p>
     <w:p>
       <w:pPr>
@@ -2924,7 +2895,6 @@
       <w:pPr>
         <w:spacing w:after="0" w:line="240" w:lineRule="auto"/>
       </w:pPr>
-      <w:r/>
     </w:p>
     <w:p>
       <w:pPr>
@@ -2945,15 +2915,13 @@
         <w:ind w:firstLine="709"/>
         <w:jc w:val="both"/>
       </w:pPr>
-      <w:r/>
-    </w:p>
-    <w:p>
-      <w:pPr>
-        <w:spacing w:after="0" w:line="240" w:lineRule="auto"/>
-        <w:ind w:firstLine="709"/>
-        <w:jc w:val="both"/>
-      </w:pPr>
-      <w:r/>
+    </w:p>
+    <w:p>
+      <w:pPr>
+        <w:spacing w:after="0" w:line="240" w:lineRule="auto"/>
+        <w:ind w:firstLine="709"/>
+        <w:jc w:val="both"/>
+      </w:pPr>
     </w:p>
     <w:p>
       <w:pPr>
@@ -2981,22 +2949,57 @@
         <w:ind w:firstLine="709"/>
         <w:jc w:val="both"/>
       </w:pPr>
-      <w:r/>
     </w:p>
     <w:p>
       <w:pPr>
         <w:spacing w:after="0" w:line="240" w:lineRule="auto"/>
         <w:jc w:val="center"/>
       </w:pPr>
-      <w:r/>
-    </w:p>
-    <w:p>
-      <w:pPr>
-        <w:spacing w:after="0" w:line="240" w:lineRule="auto"/>
-        <w:ind w:firstLine="709"/>
-        <w:jc w:val="both"/>
-      </w:pPr>
-      <w:r/>
+      <w:r>
+        <w:rPr>
+          <w:noProof/>
+        </w:rPr>
+        <w:drawing>
+          <wp:inline distT="0" distB="0" distL="0" distR="0" wp14:anchorId="2B770218" wp14:editId="0F982478">
+            <wp:extent cx="5316855" cy="3223895"/>
+            <wp:effectExtent l="0" t="0" r="0" b="0"/>
+            <wp:docPr id="3" name="Рисунок 3"/>
+            <wp:cNvGraphicFramePr/>
+            <a:graphic xmlns:a="http://schemas.openxmlformats.org/drawingml/2006/main">
+              <a:graphicData uri="http://schemas.openxmlformats.org/drawingml/2006/picture">
+                <pic:pic xmlns:pic="http://schemas.openxmlformats.org/drawingml/2006/picture">
+                  <pic:nvPicPr>
+                    <pic:cNvPr id="2" name="Рисунок 2"/>
+                    <pic:cNvPicPr/>
+                  </pic:nvPicPr>
+                  <pic:blipFill>
+                    <a:blip r:embed="rId9"/>
+                    <a:stretch>
+                      <a:fillRect/>
+                    </a:stretch>
+                  </pic:blipFill>
+                  <pic:spPr>
+                    <a:xfrm>
+                      <a:off x="0" y="0"/>
+                      <a:ext cx="5316855" cy="3223895"/>
+                    </a:xfrm>
+                    <a:prstGeom prst="rect">
+                      <a:avLst/>
+                    </a:prstGeom>
+                  </pic:spPr>
+                </pic:pic>
+              </a:graphicData>
+            </a:graphic>
+          </wp:inline>
+        </w:drawing>
+      </w:r>
+    </w:p>
+    <w:p>
+      <w:pPr>
+        <w:spacing w:after="0" w:line="240" w:lineRule="auto"/>
+        <w:ind w:firstLine="709"/>
+        <w:jc w:val="both"/>
+      </w:pPr>
     </w:p>
     <w:p>
       <w:pPr>
@@ -3014,7 +3017,6 @@
         <w:ind w:firstLine="709"/>
         <w:jc w:val="both"/>
       </w:pPr>
-      <w:r/>
     </w:p>
     <w:p>
       <w:pPr>
@@ -3031,15 +3033,52 @@
         <w:spacing w:after="0" w:line="240" w:lineRule="auto"/>
         <w:jc w:val="center"/>
       </w:pPr>
-      <w:r/>
-    </w:p>
-    <w:p>
-      <w:pPr>
-        <w:spacing w:after="0" w:line="240" w:lineRule="auto"/>
-        <w:ind w:firstLine="709"/>
-        <w:jc w:val="both"/>
-      </w:pPr>
-      <w:r/>
+      <w:r>
+        <w:rPr>
+          <w:noProof/>
+        </w:rPr>
+        <w:lastRenderedPageBreak/>
+        <w:drawing>
+          <wp:inline distT="0" distB="0" distL="0" distR="0" wp14:anchorId="27DB9701" wp14:editId="2E3CD68F">
+            <wp:extent cx="5223510" cy="3187700"/>
+            <wp:effectExtent l="0" t="0" r="0" b="0"/>
+            <wp:docPr id="10" name="Рисунок 10"/>
+            <wp:cNvGraphicFramePr/>
+            <a:graphic xmlns:a="http://schemas.openxmlformats.org/drawingml/2006/main">
+              <a:graphicData uri="http://schemas.openxmlformats.org/drawingml/2006/picture">
+                <pic:pic xmlns:pic="http://schemas.openxmlformats.org/drawingml/2006/picture">
+                  <pic:nvPicPr>
+                    <pic:cNvPr id="3" name="Рисунок 3"/>
+                    <pic:cNvPicPr/>
+                  </pic:nvPicPr>
+                  <pic:blipFill>
+                    <a:blip r:embed="rId10"/>
+                    <a:stretch>
+                      <a:fillRect/>
+                    </a:stretch>
+                  </pic:blipFill>
+                  <pic:spPr>
+                    <a:xfrm>
+                      <a:off x="0" y="0"/>
+                      <a:ext cx="5223510" cy="3187700"/>
+                    </a:xfrm>
+                    <a:prstGeom prst="rect">
+                      <a:avLst/>
+                    </a:prstGeom>
+                  </pic:spPr>
+                </pic:pic>
+              </a:graphicData>
+            </a:graphic>
+          </wp:inline>
+        </w:drawing>
+      </w:r>
+    </w:p>
+    <w:p>
+      <w:pPr>
+        <w:spacing w:after="0" w:line="240" w:lineRule="auto"/>
+        <w:ind w:firstLine="709"/>
+        <w:jc w:val="both"/>
+      </w:pPr>
     </w:p>
     <w:p>
       <w:pPr>
@@ -3057,7 +3096,6 @@
         <w:ind w:firstLine="709"/>
         <w:jc w:val="both"/>
       </w:pPr>
-      <w:r/>
     </w:p>
     <w:p>
       <w:pPr>
@@ -3075,22 +3113,19 @@
         <w:ind w:firstLine="709"/>
         <w:jc w:val="both"/>
       </w:pPr>
-      <w:r/>
     </w:p>
     <w:p>
       <w:pPr>
         <w:spacing w:after="0" w:line="240" w:lineRule="auto"/>
         <w:jc w:val="center"/>
       </w:pPr>
-      <w:r/>
-    </w:p>
-    <w:p>
-      <w:pPr>
-        <w:spacing w:after="0" w:line="240" w:lineRule="auto"/>
-        <w:ind w:firstLine="709"/>
-        <w:jc w:val="both"/>
-      </w:pPr>
-      <w:r/>
+    </w:p>
+    <w:p>
+      <w:pPr>
+        <w:spacing w:after="0" w:line="240" w:lineRule="auto"/>
+        <w:ind w:firstLine="709"/>
+        <w:jc w:val="both"/>
+      </w:pPr>
     </w:p>
     <w:p>
       <w:pPr>
@@ -3108,22 +3143,57 @@
         <w:ind w:firstLine="709"/>
         <w:jc w:val="both"/>
       </w:pPr>
-      <w:r/>
     </w:p>
     <w:p>
       <w:pPr>
         <w:spacing w:after="0" w:line="240" w:lineRule="auto"/>
         <w:jc w:val="center"/>
       </w:pPr>
-      <w:r/>
-    </w:p>
-    <w:p>
-      <w:pPr>
-        <w:spacing w:after="0" w:line="240" w:lineRule="auto"/>
-        <w:ind w:firstLine="709"/>
-        <w:jc w:val="both"/>
-      </w:pPr>
-      <w:r/>
+      <w:r>
+        <w:rPr>
+          <w:noProof/>
+        </w:rPr>
+        <w:drawing>
+          <wp:inline distT="0" distB="0" distL="0" distR="0" wp14:anchorId="5160CC03" wp14:editId="097F71C6">
+            <wp:extent cx="4802820" cy="2689934"/>
+            <wp:effectExtent l="0" t="0" r="0" b="0"/>
+            <wp:docPr id="11" name="Рисунок 11"/>
+            <wp:cNvGraphicFramePr/>
+            <a:graphic xmlns:a="http://schemas.openxmlformats.org/drawingml/2006/main">
+              <a:graphicData uri="http://schemas.openxmlformats.org/drawingml/2006/picture">
+                <pic:pic xmlns:pic="http://schemas.openxmlformats.org/drawingml/2006/picture">
+                  <pic:nvPicPr>
+                    <pic:cNvPr id="4" name="Рисунок 4"/>
+                    <pic:cNvPicPr/>
+                  </pic:nvPicPr>
+                  <pic:blipFill>
+                    <a:blip r:embed="rId11"/>
+                    <a:stretch>
+                      <a:fillRect/>
+                    </a:stretch>
+                  </pic:blipFill>
+                  <pic:spPr>
+                    <a:xfrm>
+                      <a:off x="0" y="0"/>
+                      <a:ext cx="4816635" cy="2697671"/>
+                    </a:xfrm>
+                    <a:prstGeom prst="rect">
+                      <a:avLst/>
+                    </a:prstGeom>
+                  </pic:spPr>
+                </pic:pic>
+              </a:graphicData>
+            </a:graphic>
+          </wp:inline>
+        </w:drawing>
+      </w:r>
+    </w:p>
+    <w:p>
+      <w:pPr>
+        <w:spacing w:after="0" w:line="240" w:lineRule="auto"/>
+        <w:ind w:firstLine="709"/>
+        <w:jc w:val="both"/>
+      </w:pPr>
     </w:p>
     <w:p>
       <w:pPr>
@@ -3141,15 +3211,15 @@
         <w:ind w:firstLine="709"/>
         <w:jc w:val="both"/>
       </w:pPr>
-      <w:r/>
-    </w:p>
-    <w:p>
-      <w:pPr>
-        <w:spacing w:after="0" w:line="240" w:lineRule="auto"/>
-        <w:ind w:firstLine="709"/>
-        <w:jc w:val="both"/>
-      </w:pPr>
-      <w:r>
+    </w:p>
+    <w:p>
+      <w:pPr>
+        <w:spacing w:after="0" w:line="240" w:lineRule="auto"/>
+        <w:ind w:firstLine="709"/>
+        <w:jc w:val="both"/>
+      </w:pPr>
+      <w:r>
+        <w:lastRenderedPageBreak/>
         <w:t>В процессе сессии активируется обратный отсчет времени и счетчик попыток. Если все пары найдены до истечения лимитов, программа выводит сообщение о победе. В случае ошибки в настройках или при желании начать новую сессию, пользователь может нажать кнопку «Старт» повторно — это приведет к полной очистке поля, сбросу статистики и генерации новой комбинации карточек. Окно программы в процессе активной игровой сессии показано на рисунке 6.</w:t>
       </w:r>
     </w:p>
@@ -3159,22 +3229,57 @@
         <w:ind w:firstLine="709"/>
         <w:jc w:val="both"/>
       </w:pPr>
-      <w:r/>
     </w:p>
     <w:p>
       <w:pPr>
         <w:spacing w:after="0" w:line="240" w:lineRule="auto"/>
         <w:jc w:val="center"/>
       </w:pPr>
-      <w:r/>
-    </w:p>
-    <w:p>
-      <w:pPr>
-        <w:spacing w:after="0" w:line="240" w:lineRule="auto"/>
-        <w:ind w:firstLine="709"/>
-        <w:jc w:val="both"/>
-      </w:pPr>
-      <w:r/>
+      <w:r>
+        <w:rPr>
+          <w:noProof/>
+        </w:rPr>
+        <w:drawing>
+          <wp:inline distT="0" distB="0" distL="0" distR="0" wp14:anchorId="259C9D38" wp14:editId="04484444">
+            <wp:extent cx="4678532" cy="2823099"/>
+            <wp:effectExtent l="0" t="0" r="8255" b="0"/>
+            <wp:docPr id="16" name="Рисунок 16"/>
+            <wp:cNvGraphicFramePr/>
+            <a:graphic xmlns:a="http://schemas.openxmlformats.org/drawingml/2006/main">
+              <a:graphicData uri="http://schemas.openxmlformats.org/drawingml/2006/picture">
+                <pic:pic xmlns:pic="http://schemas.openxmlformats.org/drawingml/2006/picture">
+                  <pic:nvPicPr>
+                    <pic:cNvPr id="9" name="Рисунок 9"/>
+                    <pic:cNvPicPr/>
+                  </pic:nvPicPr>
+                  <pic:blipFill>
+                    <a:blip r:embed="rId12"/>
+                    <a:stretch>
+                      <a:fillRect/>
+                    </a:stretch>
+                  </pic:blipFill>
+                  <pic:spPr>
+                    <a:xfrm>
+                      <a:off x="0" y="0"/>
+                      <a:ext cx="4752279" cy="2867599"/>
+                    </a:xfrm>
+                    <a:prstGeom prst="rect">
+                      <a:avLst/>
+                    </a:prstGeom>
+                  </pic:spPr>
+                </pic:pic>
+              </a:graphicData>
+            </a:graphic>
+          </wp:inline>
+        </w:drawing>
+      </w:r>
+    </w:p>
+    <w:p>
+      <w:pPr>
+        <w:spacing w:after="0" w:line="240" w:lineRule="auto"/>
+        <w:ind w:firstLine="709"/>
+        <w:jc w:val="both"/>
+      </w:pPr>
     </w:p>
     <w:p>
       <w:pPr>
@@ -3192,15 +3297,13 @@
         <w:ind w:firstLine="709"/>
         <w:jc w:val="both"/>
       </w:pPr>
-      <w:r/>
-    </w:p>
-    <w:p>
-      <w:pPr>
-        <w:spacing w:after="0" w:line="240" w:lineRule="auto"/>
-        <w:ind w:firstLine="709"/>
-        <w:jc w:val="both"/>
-      </w:pPr>
-      <w:r/>
+    </w:p>
+    <w:p>
+      <w:pPr>
+        <w:spacing w:after="0" w:line="240" w:lineRule="auto"/>
+        <w:ind w:firstLine="709"/>
+        <w:jc w:val="both"/>
+      </w:pPr>
     </w:p>
     <w:p>
       <w:pPr>
@@ -3221,15 +3324,13 @@
         <w:ind w:firstLine="709"/>
         <w:jc w:val="both"/>
       </w:pPr>
-      <w:r/>
-    </w:p>
-    <w:p>
-      <w:pPr>
-        <w:spacing w:after="0" w:line="240" w:lineRule="auto"/>
-        <w:ind w:firstLine="709"/>
-        <w:jc w:val="both"/>
-      </w:pPr>
-      <w:r/>
+    </w:p>
+    <w:p>
+      <w:pPr>
+        <w:spacing w:after="0" w:line="240" w:lineRule="auto"/>
+        <w:ind w:firstLine="709"/>
+        <w:jc w:val="both"/>
+      </w:pPr>
     </w:p>
     <w:p>
       <w:pPr>
@@ -3318,6 +3419,7 @@
         <w:jc w:val="both"/>
       </w:pPr>
       <w:r>
+        <w:lastRenderedPageBreak/>
         <w:t>Решение: Проверьте наличие папки Images с файлами icon_1.png ... icon_20.png в корневом каталоге программы. Без этих ресурсов графический интерфейс не сможет корректно отображать лицевую сторону карточек.</w:t>
       </w:r>
     </w:p>
@@ -3366,7 +3468,6 @@
         <w:spacing w:after="0" w:line="240" w:lineRule="auto"/>
         <w:jc w:val="both"/>
       </w:pPr>
-      <w:r/>
     </w:p>
     <w:p>
       <w:pPr>
@@ -3387,15 +3488,13 @@
         <w:ind w:firstLine="709"/>
         <w:jc w:val="both"/>
       </w:pPr>
-      <w:r/>
-    </w:p>
-    <w:p>
-      <w:pPr>
-        <w:spacing w:after="0" w:line="240" w:lineRule="auto"/>
-        <w:ind w:firstLine="709"/>
-        <w:jc w:val="both"/>
-      </w:pPr>
-      <w:r/>
+    </w:p>
+    <w:p>
+      <w:pPr>
+        <w:spacing w:after="0" w:line="240" w:lineRule="auto"/>
+        <w:ind w:firstLine="709"/>
+        <w:jc w:val="both"/>
+      </w:pPr>
     </w:p>
     <w:p>
       <w:pPr>
@@ -3479,7 +3578,6 @@
         <w:ind w:left="709"/>
         <w:jc w:val="both"/>
       </w:pPr>
-      <w:r/>
     </w:p>
     <w:p>
       <w:pPr>
@@ -3505,7 +3603,6 @@
         <w:ind w:left="709"/>
         <w:jc w:val="both"/>
       </w:pPr>
-      <w:r/>
     </w:p>
     <w:p>
       <w:pPr>
@@ -3530,7 +3627,6 @@
         <w:ind w:left="709"/>
         <w:jc w:val="both"/>
       </w:pPr>
-      <w:r/>
     </w:p>
     <w:p>
       <w:pPr>
@@ -3542,7 +3638,6 @@
         <w:ind w:left="709"/>
         <w:jc w:val="both"/>
       </w:pPr>
-      <w:r/>
     </w:p>
     <w:p>
       <w:pPr>
@@ -3555,7 +3650,11 @@
         <w:jc w:val="both"/>
       </w:pPr>
       <w:r>
-        <w:t>Лицензионное соглашение конечного пользователя программного обеспечения игры "найди пару": данное соглашение является официальным договором. Пожалуйста, прочтите его внимательно. Устанавливая или используя данное программное обеспечение, вы подтверждаете, что вы прочли данное соглашение и обязуетесь следовать его требованиям и условиям. Если вы не согласны с условиями соглашения, то тогда не устанавливайте и не используйте данное программное обеспечение.</w:t>
+        <w:t xml:space="preserve">Лицензионное соглашение конечного пользователя программного обеспечения игры "найди пару": данное соглашение является официальным договором. Пожалуйста, прочтите его внимательно. Устанавливая или используя данное программное обеспечение, вы подтверждаете, что вы прочли данное соглашение и обязуетесь следовать его требованиям и условиям. Если вы не согласны с условиями </w:t>
+      </w:r>
+      <w:r>
+        <w:lastRenderedPageBreak/>
+        <w:t>соглашения, то тогда не устанавливайте и не используйте данное программное обеспечение.</w:t>
       </w:r>
     </w:p>
     <w:p>
@@ -3847,6 +3946,7 @@
         <w:jc w:val="both"/>
       </w:pPr>
       <w:r>
+        <w:lastRenderedPageBreak/>
         <w:t xml:space="preserve">ПО предоставляется «как есть» (as is) без каких-либо гарантий, явных или подразумеваемых, включая гарантии пригодности для конкретной цели, отсутствия ошибок или бесперебойной работы. </w:t>
       </w:r>
     </w:p>
@@ -4008,15 +4108,13 @@
         <w:ind w:firstLine="709"/>
         <w:jc w:val="both"/>
       </w:pPr>
-      <w:r/>
-    </w:p>
-    <w:p>
-      <w:pPr>
-        <w:spacing w:after="0" w:line="240" w:lineRule="auto"/>
-        <w:ind w:firstLine="709"/>
-        <w:jc w:val="both"/>
-      </w:pPr>
-      <w:r/>
+    </w:p>
+    <w:p>
+      <w:pPr>
+        <w:spacing w:after="0" w:line="240" w:lineRule="auto"/>
+        <w:ind w:firstLine="709"/>
+        <w:jc w:val="both"/>
+      </w:pPr>
     </w:p>
     <w:p>
       <w:pPr>
@@ -4037,15 +4135,13 @@
         <w:ind w:firstLine="709"/>
         <w:jc w:val="both"/>
       </w:pPr>
-      <w:r/>
-    </w:p>
-    <w:p>
-      <w:pPr>
-        <w:spacing w:after="0" w:line="240" w:lineRule="auto"/>
-        <w:ind w:firstLine="709"/>
-        <w:jc w:val="both"/>
-      </w:pPr>
-      <w:r/>
+    </w:p>
+    <w:p>
+      <w:pPr>
+        <w:spacing w:after="0" w:line="240" w:lineRule="auto"/>
+        <w:ind w:firstLine="709"/>
+        <w:jc w:val="both"/>
+      </w:pPr>
     </w:p>
     <w:p>
       <w:pPr>
@@ -4087,20 +4183,35 @@
         </w:rPr>
       </w:pPr>
       <w:r>
-        <w:t>• Email: drayzen999@proton.me</w:t>
-      </w:r>
-    </w:p>
-    <w:p>
-      <w:pPr>
-        <w:spacing w:after="0" w:line="240" w:lineRule="auto"/>
-        <w:ind w:firstLine="709"/>
-        <w:jc w:val="both"/>
         <w:rPr>
           <w:lang w:val="en-US"/>
         </w:rPr>
-      </w:pPr>
-      <w:r>
-        <w:t>• Мессенджеры: Telegram - @itvertex</w:t>
+        <w:t>• Email: drayzen999@proton.me</w:t>
+      </w:r>
+    </w:p>
+    <w:p>
+      <w:pPr>
+        <w:spacing w:after="0" w:line="240" w:lineRule="auto"/>
+        <w:ind w:firstLine="709"/>
+        <w:jc w:val="both"/>
+        <w:rPr>
+          <w:lang w:val="en-US"/>
+        </w:rPr>
+      </w:pPr>
+      <w:r>
+        <w:rPr>
+          <w:lang w:val="en-US"/>
+        </w:rPr>
+        <w:t xml:space="preserve">• </w:t>
+      </w:r>
+      <w:r>
+        <w:t>Мессенджеры</w:t>
+      </w:r>
+      <w:r>
+        <w:rPr>
+          <w:lang w:val="en-US"/>
+        </w:rPr>
+        <w:t>: Telegram - @itvertex</w:t>
       </w:r>
     </w:p>
     <w:p>
@@ -4141,28 +4252,44 @@
         </w:rPr>
       </w:pPr>
       <w:r>
-        <w:t>• Email: drayzen999@proton.me</w:t>
-      </w:r>
-    </w:p>
-    <w:p>
-      <w:pPr>
-        <w:spacing w:after="0" w:line="240" w:lineRule="auto"/>
-        <w:ind w:firstLine="709"/>
-        <w:jc w:val="both"/>
         <w:rPr>
           <w:lang w:val="en-US"/>
         </w:rPr>
-      </w:pPr>
-      <w:r>
-        <w:t>• Мессенджеры: Telegram - @itvertex</w:t>
-      </w:r>
-    </w:p>
-    <w:p>
-      <w:pPr>
-        <w:spacing w:after="0" w:line="240" w:lineRule="auto"/>
-        <w:ind w:firstLine="709"/>
-      </w:pPr>
-      <w:r>
+        <w:t>• Email: drayzen999@proton.me</w:t>
+      </w:r>
+    </w:p>
+    <w:p>
+      <w:pPr>
+        <w:spacing w:after="0" w:line="240" w:lineRule="auto"/>
+        <w:ind w:firstLine="709"/>
+        <w:jc w:val="both"/>
+        <w:rPr>
+          <w:lang w:val="en-US"/>
+        </w:rPr>
+      </w:pPr>
+      <w:r>
+        <w:rPr>
+          <w:lang w:val="en-US"/>
+        </w:rPr>
+        <w:t xml:space="preserve">• </w:t>
+      </w:r>
+      <w:r>
+        <w:t>Мессенджеры</w:t>
+      </w:r>
+      <w:r>
+        <w:rPr>
+          <w:lang w:val="en-US"/>
+        </w:rPr>
+        <w:t>: Telegram - @itvertex</w:t>
+      </w:r>
+    </w:p>
+    <w:p>
+      <w:pPr>
+        <w:spacing w:after="0" w:line="240" w:lineRule="auto"/>
+        <w:ind w:firstLine="709"/>
+      </w:pPr>
+      <w:r>
+        <w:lastRenderedPageBreak/>
         <w:t xml:space="preserve">• Форма обратной связи: https://docs.google.com/forms/d/e/1FAIpQLSdf4-gXKGEKqTkHlIzNb1tZBFtg3FzCEsPRWyCfsrLCSs26Zg </w:t>
       </w:r>
     </w:p>
@@ -4171,7 +4298,6 @@
         <w:spacing w:after="0" w:line="240" w:lineRule="auto"/>
         <w:ind w:firstLine="709"/>
       </w:pPr>
-      <w:r/>
     </w:p>
     <w:p>
       <w:pPr>
@@ -4189,7 +4315,6 @@
         <w:ind w:firstLine="709"/>
         <w:jc w:val="both"/>
       </w:pPr>
-      <w:r/>
     </w:p>
     <w:tbl>
       <w:tblPr>
@@ -4273,11 +4398,10 @@
         <w:spacing w:after="0" w:line="240" w:lineRule="auto"/>
         <w:jc w:val="center"/>
       </w:pPr>
-      <w:r/>
     </w:p>
     <w:sectPr>
-      <w:headerReference w:type="default" r:id="rId17"/>
-      <w:footerReference w:type="default" r:id="rId18"/>
+      <w:headerReference w:type="default" r:id="rId13"/>
+      <w:footerReference w:type="default" r:id="rId14"/>
       <w:pgSz w:w="11906" w:h="16838"/>
       <w:pgMar w:top="851" w:right="454" w:bottom="1701" w:left="1304" w:header="284" w:footer="1134" w:gutter="0"/>
       <w:cols w:space="708"/>

--- a/Руководство пользователя ПО.docx
+++ b/Руководство пользователя ПО.docx
@@ -4312,8 +4312,10 @@
     <w:p>
       <w:pPr>
         <w:spacing w:after="0" w:line="240" w:lineRule="auto"/>
-        <w:ind w:firstLine="709"/>
-        <w:jc w:val="both"/>
+        <w:jc w:val="both"/>
+        <w:rPr>
+          <w:lang w:val="en-CA"/>
+        </w:rPr>
       </w:pPr>
     </w:p>
     <w:tbl>
@@ -4348,8 +4350,34 @@
             <w:pPr>
               <w:jc w:val="center"/>
             </w:pPr>
+            <w:proofErr w:type="spellStart"/>
             <w:r>
-              <w:t>ул. Проспект Мира 12</w:t>
+              <w:t>ул</w:t>
+            </w:r>
+            <w:proofErr w:type="spellEnd"/>
+            <w:r>
+              <w:rPr>
+                <w:lang w:val="en-US"/>
+              </w:rPr>
+              <w:t xml:space="preserve">. </w:t>
+            </w:r>
+            <w:r>
+              <w:t>Проспект</w:t>
+            </w:r>
+            <w:r>
+              <w:rPr>
+                <w:lang w:val="en-US"/>
+              </w:rPr>
+              <w:t xml:space="preserve"> </w:t>
+            </w:r>
+            <w:r>
+              <w:t>Мира</w:t>
+            </w:r>
+            <w:r>
+              <w:rPr>
+                <w:lang w:val="en-US"/>
+              </w:rPr>
+              <w:t xml:space="preserve"> 12</w:t>
             </w:r>
           </w:p>
         </w:tc>
@@ -4398,10 +4426,69 @@
         <w:spacing w:after="0" w:line="240" w:lineRule="auto"/>
         <w:jc w:val="center"/>
       </w:pPr>
+      <w:r>
+        <w:rPr>
+          <w:noProof/>
+        </w:rPr>
+        <w:drawing>
+          <wp:inline distT="0" distB="0" distL="0" distR="0" wp14:anchorId="1D79DF1A" wp14:editId="6770B000">
+            <wp:extent cx="3115749" cy="2076450"/>
+            <wp:effectExtent l="0" t="0" r="8890" b="0"/>
+            <wp:docPr id="4" name="Рисунок 4" descr="Picture background"/>
+            <wp:cNvGraphicFramePr>
+              <a:graphicFrameLocks xmlns:a="http://schemas.openxmlformats.org/drawingml/2006/main" noChangeAspect="1"/>
+            </wp:cNvGraphicFramePr>
+            <a:graphic xmlns:a="http://schemas.openxmlformats.org/drawingml/2006/main">
+              <a:graphicData uri="http://schemas.openxmlformats.org/drawingml/2006/picture">
+                <pic:pic xmlns:pic="http://schemas.openxmlformats.org/drawingml/2006/picture">
+                  <pic:nvPicPr>
+                    <pic:cNvPr id="0" name="Picture 1" descr="Picture background"/>
+                    <pic:cNvPicPr>
+                      <a:picLocks noChangeAspect="1" noChangeArrowheads="1"/>
+                    </pic:cNvPicPr>
+                  </pic:nvPicPr>
+                  <pic:blipFill>
+                    <a:blip r:embed="rId13" cstate="print">
+                      <a:extLst>
+                        <a:ext uri="{28A0092B-C50C-407E-A947-70E740481C1C}">
+                          <a14:useLocalDpi xmlns:a14="http://schemas.microsoft.com/office/drawing/2010/main" val="0"/>
+                        </a:ext>
+                      </a:extLst>
+                    </a:blip>
+                    <a:srcRect/>
+                    <a:stretch>
+                      <a:fillRect/>
+                    </a:stretch>
+                  </pic:blipFill>
+                  <pic:spPr bwMode="auto">
+                    <a:xfrm>
+                      <a:off x="0" y="0"/>
+                      <a:ext cx="3169941" cy="2112565"/>
+                    </a:xfrm>
+                    <a:prstGeom prst="rect">
+                      <a:avLst/>
+                    </a:prstGeom>
+                    <a:noFill/>
+                    <a:ln>
+                      <a:noFill/>
+                    </a:ln>
+                  </pic:spPr>
+                </pic:pic>
+              </a:graphicData>
+            </a:graphic>
+          </wp:inline>
+        </w:drawing>
+      </w:r>
+    </w:p>
+    <w:p>
+      <w:pPr>
+        <w:spacing w:after="0" w:line="240" w:lineRule="auto"/>
+        <w:jc w:val="center"/>
+      </w:pPr>
     </w:p>
     <w:sectPr>
-      <w:headerReference w:type="default" r:id="rId13"/>
-      <w:footerReference w:type="default" r:id="rId14"/>
+      <w:headerReference w:type="default" r:id="rId14"/>
+      <w:footerReference w:type="default" r:id="rId15"/>
       <w:pgSz w:w="11906" w:h="16838"/>
       <w:pgMar w:top="851" w:right="454" w:bottom="1701" w:left="1304" w:header="284" w:footer="1134" w:gutter="0"/>
       <w:cols w:space="708"/>
